--- a/06_ACTA_DE_IDENTIFICACION_PLANTILLA.docx
+++ b/06_ACTA_DE_IDENTIFICACION_PLANTILLA.docx
@@ -4,6 +4,71 @@
   <w:body>
     <w:p>
       <w:pPr>
+        <w:jc w:val="center"/>
+        <w:rPr>
+          <w:rFonts w:ascii="Arial" w:hAnsi="Arial"/>
+          <w:b/>
+          <w:sz w:val="24"/>
+          <w:lang w:val="es-ES"/>
+        </w:rPr>
+      </w:pPr>
+      <w:proofErr w:type="gramStart"/>
+      <w:r>
+        <w:rPr>
+          <w:rFonts w:ascii="Arial" w:hAnsi="Arial"/>
+          <w:b/>
+          <w:sz w:val="24"/>
+        </w:rPr>
+        <w:t xml:space="preserve">{{ </w:t>
+      </w:r>
+      <w:proofErr w:type="spellStart"/>
+      <w:r>
+        <w:rPr>
+          <w:rFonts w:ascii="Arial" w:hAnsi="Arial"/>
+          <w:b/>
+          <w:sz w:val="24"/>
+        </w:rPr>
+        <w:t>codigo</w:t>
+      </w:r>
+      <w:proofErr w:type="gramEnd"/>
+      <w:r>
+        <w:rPr>
+          <w:rFonts w:ascii="Arial" w:hAnsi="Arial"/>
+          <w:b/>
+          <w:sz w:val="24"/>
+        </w:rPr>
+        <w:t>_</w:t>
+      </w:r>
+      <w:proofErr w:type="gramStart"/>
+      <w:r>
+        <w:rPr>
+          <w:rFonts w:ascii="Arial" w:hAnsi="Arial"/>
+          <w:b/>
+          <w:sz w:val="24"/>
+        </w:rPr>
+        <w:t>expediente</w:t>
+      </w:r>
+      <w:proofErr w:type="spellEnd"/>
+      <w:r>
+        <w:rPr>
+          <w:rFonts w:ascii="Arial" w:hAnsi="Arial"/>
+          <w:b/>
+          <w:sz w:val="24"/>
+        </w:rPr>
+        <w:t xml:space="preserve"> }</w:t>
+      </w:r>
+      <w:proofErr w:type="gramEnd"/>
+      <w:r>
+        <w:rPr>
+          <w:rFonts w:ascii="Arial" w:hAnsi="Arial"/>
+          <w:b/>
+          <w:sz w:val="24"/>
+        </w:rPr>
+        <w:t>}</w:t>
+      </w:r>
+    </w:p>
+    <w:p>
+      <w:pPr>
         <w:jc w:val="both"/>
         <w:rPr>
           <w:rFonts w:ascii="Arial" w:hAnsi="Arial"/>
@@ -2008,7 +2073,7 @@
     </w:p>
     <w:sectPr>
       <w:pgSz w:w="12240" w:h="15840"/>
-      <w:pgMar w:top="1440" w:right="1440" w:bottom="1440" w:left="1440" w:header="720" w:footer="720" w:gutter="0"/>
+      <w:pgMar w:top="851" w:right="1440" w:bottom="1440" w:left="1440" w:header="720" w:footer="720" w:gutter="0"/>
       <w:cols w:space="720"/>
       <w:docGrid w:linePitch="360"/>
     </w:sectPr>
@@ -2822,7 +2887,6 @@
   <w:style w:type="character" w:default="1" w:styleId="Fuentedeprrafopredeter">
     <w:name w:val="Default Paragraph Font"/>
     <w:uiPriority w:val="1"/>
-    <w:semiHidden/>
     <w:unhideWhenUsed/>
   </w:style>
   <w:style w:type="table" w:default="1" w:styleId="Tablanormal">

--- a/06_ACTA_DE_IDENTIFICACION_PLANTILLA.docx
+++ b/06_ACTA_DE_IDENTIFICACION_PLANTILLA.docx
@@ -9,17 +9,17 @@
           <w:rFonts w:ascii="Arial" w:hAnsi="Arial"/>
           <w:b/>
           <w:sz w:val="24"/>
-          <w:lang w:val="es-ES"/>
+          <w:lang w:val="es-SV"/>
         </w:rPr>
       </w:pPr>
-      <w:proofErr w:type="gramStart"/>
-      <w:r>
-        <w:rPr>
-          <w:rFonts w:ascii="Arial" w:hAnsi="Arial"/>
-          <w:b/>
-          <w:sz w:val="24"/>
-        </w:rPr>
-        <w:t xml:space="preserve">{{ </w:t>
+      <w:r>
+        <w:rPr>
+          <w:rFonts w:ascii="Arial" w:hAnsi="Arial"/>
+          <w:b/>
+          <w:sz w:val="24"/>
+          <w:lang w:val="es-SV"/>
+        </w:rPr>
+        <w:t>PNC.SO.112.3.4/n1-{{</w:t>
       </w:r>
       <w:proofErr w:type="spellStart"/>
       <w:r>
@@ -27,26 +27,9 @@
           <w:rFonts w:ascii="Arial" w:hAnsi="Arial"/>
           <w:b/>
           <w:sz w:val="24"/>
-        </w:rPr>
-        <w:t>codigo</w:t>
-      </w:r>
-      <w:proofErr w:type="gramEnd"/>
-      <w:r>
-        <w:rPr>
-          <w:rFonts w:ascii="Arial" w:hAnsi="Arial"/>
-          <w:b/>
-          <w:sz w:val="24"/>
-        </w:rPr>
-        <w:t>_</w:t>
-      </w:r>
-      <w:proofErr w:type="gramStart"/>
-      <w:r>
-        <w:rPr>
-          <w:rFonts w:ascii="Arial" w:hAnsi="Arial"/>
-          <w:b/>
-          <w:sz w:val="24"/>
-        </w:rPr>
-        <w:t>expediente</w:t>
+          <w:lang w:val="es-SV"/>
+        </w:rPr>
+        <w:t>codigo_expediente</w:t>
       </w:r>
       <w:proofErr w:type="spellEnd"/>
       <w:r>
@@ -54,17 +37,9 @@
           <w:rFonts w:ascii="Arial" w:hAnsi="Arial"/>
           <w:b/>
           <w:sz w:val="24"/>
-        </w:rPr>
-        <w:t xml:space="preserve"> }</w:t>
-      </w:r>
-      <w:proofErr w:type="gramEnd"/>
-      <w:r>
-        <w:rPr>
-          <w:rFonts w:ascii="Arial" w:hAnsi="Arial"/>
-          <w:b/>
-          <w:sz w:val="24"/>
-        </w:rPr>
-        <w:t>}</w:t>
+          <w:lang w:val="es-SV"/>
+        </w:rPr>
+        <w:t>}}</w:t>
       </w:r>
     </w:p>
     <w:p>
@@ -74,9 +49,18 @@
           <w:rFonts w:ascii="Arial" w:hAnsi="Arial"/>
           <w:b/>
           <w:sz w:val="24"/>
+          <w:lang w:val="es-SV"/>
+        </w:rPr>
+      </w:pPr>
+      <w:r>
+        <w:rPr>
+          <w:rFonts w:ascii="Arial" w:hAnsi="Arial"/>
+          <w:b/>
+          <w:sz w:val="24"/>
           <w:lang w:val="es-ES"/>
         </w:rPr>
-      </w:pPr>
+        <w:t>EN COLONIA SAN FRANCISCO, CUARTA CALLE ORIENTE, CASA NÚMERO VEINTIDOS, SONZACATE, SONSONATE, A LAS</w:t>
+      </w:r>
       <w:r>
         <w:rPr>
           <w:rFonts w:ascii="Arial" w:hAnsi="Arial"/>
@@ -84,19 +68,8 @@
           <w:sz w:val="24"/>
           <w:lang w:val="es-ES"/>
         </w:rPr>
-        <w:t>EN COLONIA SAN FRANCISCO, CUARTA CALLE ORIENTE, CASA NÚMERO VEINTIDOS, SONZACATE, SONSONATE, A LAS __________________________   HORAS, CON    _________________________________________________________</w:t>
-      </w:r>
-    </w:p>
-    <w:p>
-      <w:pPr>
-        <w:jc w:val="both"/>
-        <w:rPr>
-          <w:rFonts w:ascii="Arial" w:hAnsi="Arial"/>
-          <w:b/>
-          <w:sz w:val="24"/>
-          <w:lang w:val="es-SV"/>
-        </w:rPr>
-      </w:pPr>
+        <w:t>_____</w:t>
+      </w:r>
       <w:r>
         <w:rPr>
           <w:rFonts w:ascii="Arial" w:hAnsi="Arial"/>
@@ -104,7 +77,7 @@
           <w:sz w:val="24"/>
           <w:lang w:val="es-ES"/>
         </w:rPr>
-        <w:t xml:space="preserve">MINUTOS DEL DIA </w:t>
+        <w:t>________________________   HORAS,CON</w:t>
       </w:r>
       <w:r>
         <w:rPr>
@@ -113,6 +86,42 @@
           <w:sz w:val="24"/>
           <w:lang w:val="es-ES"/>
         </w:rPr>
+        <w:t>____________________________________</w:t>
+      </w:r>
+      <w:r>
+        <w:rPr>
+          <w:rFonts w:ascii="Arial" w:hAnsi="Arial"/>
+          <w:b/>
+          <w:sz w:val="24"/>
+          <w:lang w:val="es-ES"/>
+        </w:rPr>
+        <w:t>MINUTOS DEL DIA</w:t>
+      </w:r>
+      <w:r>
+        <w:rPr>
+          <w:rFonts w:ascii="Arial" w:hAnsi="Arial"/>
+          <w:b/>
+          <w:sz w:val="24"/>
+          <w:lang w:val="es-ES"/>
+        </w:rPr>
+        <w:t>___________________________</w:t>
+      </w:r>
+      <w:r>
+        <w:rPr>
+          <w:rFonts w:ascii="Arial" w:hAnsi="Arial"/>
+          <w:b/>
+          <w:sz w:val="24"/>
+          <w:lang w:val="es-ES"/>
+        </w:rPr>
+        <w:t>DE</w:t>
+      </w:r>
+      <w:r>
+        <w:rPr>
+          <w:rFonts w:ascii="Arial" w:hAnsi="Arial"/>
+          <w:b/>
+          <w:sz w:val="24"/>
+          <w:lang w:val="es-ES"/>
+        </w:rPr>
         <w:t>____________________</w:t>
       </w:r>
       <w:r>
@@ -122,6 +131,60 @@
           <w:sz w:val="24"/>
           <w:lang w:val="es-ES"/>
         </w:rPr>
+        <w:t>_____________</w:t>
+      </w:r>
+      <w:r>
+        <w:rPr>
+          <w:rFonts w:ascii="Arial" w:hAnsi="Arial"/>
+          <w:b/>
+          <w:sz w:val="24"/>
+          <w:lang w:val="es-ES"/>
+        </w:rPr>
+        <w:t>DEL</w:t>
+      </w:r>
+      <w:r>
+        <w:rPr>
+          <w:rFonts w:ascii="Arial" w:hAnsi="Arial"/>
+          <w:b/>
+          <w:sz w:val="24"/>
+          <w:lang w:val="es-ES"/>
+        </w:rPr>
+        <w:t xml:space="preserve"> A</w:t>
+      </w:r>
+      <w:r>
+        <w:rPr>
+          <w:rFonts w:ascii="Arial" w:hAnsi="Arial"/>
+          <w:b/>
+          <w:sz w:val="24"/>
+          <w:lang w:val="es-ES"/>
+        </w:rPr>
+        <w:t>ÑO</w:t>
+      </w:r>
+      <w:r>
+        <w:rPr>
+          <w:rFonts w:ascii="Arial" w:hAnsi="Arial"/>
+          <w:b/>
+          <w:sz w:val="24"/>
+          <w:lang w:val="es-ES"/>
+        </w:rPr>
+        <w:t>______________________________</w:t>
+      </w:r>
+      <w:r>
+        <w:rPr>
+          <w:rFonts w:ascii="Arial" w:hAnsi="Arial"/>
+          <w:b/>
+          <w:sz w:val="24"/>
+          <w:lang w:val="es-ES"/>
+        </w:rPr>
+        <w:t>__</w:t>
+      </w:r>
+      <w:r>
+        <w:rPr>
+          <w:rFonts w:ascii="Arial" w:hAnsi="Arial"/>
+          <w:b/>
+          <w:sz w:val="24"/>
+          <w:lang w:val="es-ES"/>
+        </w:rPr>
         <w:t xml:space="preserve"> </w:t>
       </w:r>
       <w:r>
@@ -129,7 +192,16 @@
           <w:rFonts w:ascii="Arial" w:hAnsi="Arial"/>
           <w:b/>
           <w:sz w:val="24"/>
-          <w:lang w:val="es-ES"/>
+          <w:lang w:val="es-SV"/>
+        </w:rPr>
+        <w:t>Presente en este lugar el suscrito agente {{ nombre_agente_1 }}</w:t>
+      </w:r>
+      <w:r>
+        <w:rPr>
+          <w:rFonts w:ascii="Arial" w:hAnsi="Arial"/>
+          <w:b/>
+          <w:sz w:val="24"/>
+          <w:lang w:val="es-SV"/>
         </w:rPr>
         <w:t xml:space="preserve"> </w:t>
       </w:r>
@@ -138,43 +210,36 @@
           <w:rFonts w:ascii="Arial" w:hAnsi="Arial"/>
           <w:b/>
           <w:sz w:val="24"/>
-          <w:lang w:val="es-ES"/>
-        </w:rPr>
-        <w:t xml:space="preserve"> DE </w:t>
-      </w:r>
-      <w:r>
-        <w:rPr>
-          <w:rFonts w:ascii="Arial" w:hAnsi="Arial"/>
-          <w:b/>
-          <w:sz w:val="24"/>
-          <w:lang w:val="es-ES"/>
-        </w:rPr>
-        <w:t>____________________</w:t>
-      </w:r>
-      <w:r>
-        <w:rPr>
-          <w:rFonts w:ascii="Arial" w:hAnsi="Arial"/>
-          <w:b/>
-          <w:sz w:val="24"/>
-          <w:lang w:val="es-ES"/>
-        </w:rPr>
-        <w:t xml:space="preserve">    DEL AÑO </w:t>
-      </w:r>
-      <w:r>
-        <w:rPr>
-          <w:rFonts w:ascii="Arial" w:hAnsi="Arial"/>
-          <w:b/>
-          <w:sz w:val="24"/>
-          <w:lang w:val="es-ES"/>
-        </w:rPr>
-        <w:t>_______________________</w:t>
-      </w:r>
-      <w:r>
-        <w:rPr>
-          <w:rFonts w:ascii="Arial" w:hAnsi="Arial"/>
-          <w:b/>
-          <w:sz w:val="24"/>
-          <w:lang w:val="es-ES"/>
+          <w:lang w:val="es-SV"/>
+        </w:rPr>
+        <w:t xml:space="preserve">Quien en este acto procede a identificar y leer sus derechos {{ </w:t>
+      </w:r>
+      <w:proofErr w:type="spellStart"/>
+      <w:r>
+        <w:rPr>
+          <w:rFonts w:ascii="Arial" w:hAnsi="Arial"/>
+          <w:b/>
+          <w:sz w:val="24"/>
+          <w:lang w:val="es-SV"/>
+        </w:rPr>
+        <w:t>a_los_imputados_identificacion</w:t>
+      </w:r>
+      <w:proofErr w:type="spellEnd"/>
+      <w:r>
+        <w:rPr>
+          <w:rFonts w:ascii="Arial" w:hAnsi="Arial"/>
+          <w:b/>
+          <w:sz w:val="24"/>
+          <w:lang w:val="es-SV"/>
+        </w:rPr>
+        <w:t xml:space="preserve"> }}:</w:t>
+      </w:r>
+      <w:r>
+        <w:rPr>
+          <w:rFonts w:ascii="Arial" w:hAnsi="Arial"/>
+          <w:b/>
+          <w:sz w:val="24"/>
+          <w:lang w:val="es-SV"/>
         </w:rPr>
         <w:t xml:space="preserve"> </w:t>
       </w:r>
@@ -185,47 +250,27 @@
           <w:sz w:val="24"/>
           <w:lang w:val="es-SV"/>
         </w:rPr>
-        <w:t xml:space="preserve">Presente en este lugar el suscrito agente </w:t>
-      </w:r>
-      <w:proofErr w:type="gramStart"/>
-      <w:r>
-        <w:rPr>
-          <w:rFonts w:ascii="Arial" w:hAnsi="Arial"/>
-          <w:b/>
-          <w:sz w:val="24"/>
-          <w:lang w:val="es-SV"/>
-        </w:rPr>
-        <w:t>{{ nombre</w:t>
-      </w:r>
-      <w:proofErr w:type="gramEnd"/>
-      <w:r>
-        <w:rPr>
-          <w:rFonts w:ascii="Arial" w:hAnsi="Arial"/>
-          <w:b/>
-          <w:sz w:val="24"/>
-          <w:lang w:val="es-SV"/>
-        </w:rPr>
-        <w:t>_agente_</w:t>
-      </w:r>
-      <w:proofErr w:type="gramStart"/>
-      <w:r>
-        <w:rPr>
-          <w:rFonts w:ascii="Arial" w:hAnsi="Arial"/>
-          <w:b/>
-          <w:sz w:val="24"/>
-          <w:lang w:val="es-SV"/>
-        </w:rPr>
-        <w:t>1 }</w:t>
-      </w:r>
-      <w:proofErr w:type="gramEnd"/>
-      <w:r>
-        <w:rPr>
-          <w:rFonts w:ascii="Arial" w:hAnsi="Arial"/>
-          <w:b/>
-          <w:sz w:val="24"/>
-          <w:lang w:val="es-SV"/>
-        </w:rPr>
-        <w:t>}</w:t>
+        <w:t xml:space="preserve">{{ </w:t>
+      </w:r>
+      <w:proofErr w:type="spellStart"/>
+      <w:r>
+        <w:rPr>
+          <w:rFonts w:ascii="Arial" w:hAnsi="Arial"/>
+          <w:b/>
+          <w:sz w:val="24"/>
+          <w:lang w:val="es-SV"/>
+        </w:rPr>
+        <w:t>bloque_datos_identificacion</w:t>
+      </w:r>
+      <w:proofErr w:type="spellEnd"/>
+      <w:r>
+        <w:rPr>
+          <w:rFonts w:ascii="Arial" w:hAnsi="Arial"/>
+          <w:b/>
+          <w:sz w:val="24"/>
+          <w:lang w:val="es-SV"/>
+        </w:rPr>
+        <w:t xml:space="preserve"> }}</w:t>
       </w:r>
       <w:r>
         <w:rPr>
@@ -243,17 +288,7 @@
           <w:sz w:val="24"/>
           <w:lang w:val="es-SV"/>
         </w:rPr>
-        <w:t xml:space="preserve">Quien en este acto procede a identificar y leer sus derechos </w:t>
-      </w:r>
-      <w:proofErr w:type="gramStart"/>
-      <w:r>
-        <w:rPr>
-          <w:rFonts w:ascii="Arial" w:hAnsi="Arial"/>
-          <w:b/>
-          <w:sz w:val="24"/>
-          <w:lang w:val="es-SV"/>
-        </w:rPr>
-        <w:t xml:space="preserve">{{ </w:t>
+        <w:t xml:space="preserve">A {{ </w:t>
       </w:r>
       <w:proofErr w:type="spellStart"/>
       <w:r>
@@ -263,27 +298,7 @@
           <w:sz w:val="24"/>
           <w:lang w:val="es-SV"/>
         </w:rPr>
-        <w:t>a</w:t>
-      </w:r>
-      <w:proofErr w:type="gramEnd"/>
-      <w:r>
-        <w:rPr>
-          <w:rFonts w:ascii="Arial" w:hAnsi="Arial"/>
-          <w:b/>
-          <w:sz w:val="24"/>
-          <w:lang w:val="es-SV"/>
-        </w:rPr>
-        <w:t>_los_imputados_</w:t>
-      </w:r>
-      <w:proofErr w:type="gramStart"/>
-      <w:r>
-        <w:rPr>
-          <w:rFonts w:ascii="Arial" w:hAnsi="Arial"/>
-          <w:b/>
-          <w:sz w:val="24"/>
-          <w:lang w:val="es-SV"/>
-        </w:rPr>
-        <w:t>identificacion</w:t>
+        <w:t>quienes_identificacion</w:t>
       </w:r>
       <w:proofErr w:type="spellEnd"/>
       <w:r>
@@ -293,164 +308,7 @@
           <w:sz w:val="24"/>
           <w:lang w:val="es-SV"/>
         </w:rPr>
-        <w:t xml:space="preserve"> }</w:t>
-      </w:r>
-      <w:proofErr w:type="gramEnd"/>
-      <w:r>
-        <w:rPr>
-          <w:rFonts w:ascii="Arial" w:hAnsi="Arial"/>
-          <w:b/>
-          <w:sz w:val="24"/>
-          <w:lang w:val="es-SV"/>
-        </w:rPr>
-        <w:t>}:</w:t>
-      </w:r>
-      <w:r>
-        <w:rPr>
-          <w:rFonts w:ascii="Arial" w:hAnsi="Arial"/>
-          <w:b/>
-          <w:sz w:val="24"/>
-          <w:lang w:val="es-SV"/>
-        </w:rPr>
-        <w:t xml:space="preserve"> </w:t>
-      </w:r>
-      <w:proofErr w:type="gramStart"/>
-      <w:r>
-        <w:rPr>
-          <w:rFonts w:ascii="Arial" w:hAnsi="Arial"/>
-          <w:b/>
-          <w:sz w:val="24"/>
-          <w:lang w:val="es-SV"/>
-        </w:rPr>
-        <w:t xml:space="preserve">{{ </w:t>
-      </w:r>
-      <w:proofErr w:type="spellStart"/>
-      <w:r>
-        <w:rPr>
-          <w:rFonts w:ascii="Arial" w:hAnsi="Arial"/>
-          <w:b/>
-          <w:sz w:val="24"/>
-          <w:lang w:val="es-SV"/>
-        </w:rPr>
-        <w:t>bloque</w:t>
-      </w:r>
-      <w:proofErr w:type="gramEnd"/>
-      <w:r>
-        <w:rPr>
-          <w:rFonts w:ascii="Arial" w:hAnsi="Arial"/>
-          <w:b/>
-          <w:sz w:val="24"/>
-          <w:lang w:val="es-SV"/>
-        </w:rPr>
-        <w:t>_datos_</w:t>
-      </w:r>
-      <w:proofErr w:type="gramStart"/>
-      <w:r>
-        <w:rPr>
-          <w:rFonts w:ascii="Arial" w:hAnsi="Arial"/>
-          <w:b/>
-          <w:sz w:val="24"/>
-          <w:lang w:val="es-SV"/>
-        </w:rPr>
-        <w:t>identificacion</w:t>
-      </w:r>
-      <w:proofErr w:type="spellEnd"/>
-      <w:r>
-        <w:rPr>
-          <w:rFonts w:ascii="Arial" w:hAnsi="Arial"/>
-          <w:b/>
-          <w:sz w:val="24"/>
-          <w:lang w:val="es-SV"/>
-        </w:rPr>
-        <w:t xml:space="preserve"> }</w:t>
-      </w:r>
-      <w:proofErr w:type="gramEnd"/>
-      <w:r>
-        <w:rPr>
-          <w:rFonts w:ascii="Arial" w:hAnsi="Arial"/>
-          <w:b/>
-          <w:sz w:val="24"/>
-          <w:lang w:val="es-SV"/>
-        </w:rPr>
-        <w:t>}</w:t>
-      </w:r>
-      <w:r>
-        <w:rPr>
-          <w:rFonts w:ascii="Arial" w:hAnsi="Arial"/>
-          <w:b/>
-          <w:sz w:val="24"/>
-          <w:lang w:val="es-SV"/>
-        </w:rPr>
-        <w:t xml:space="preserve"> </w:t>
-      </w:r>
-      <w:r>
-        <w:rPr>
-          <w:rFonts w:ascii="Arial" w:hAnsi="Arial"/>
-          <w:b/>
-          <w:sz w:val="24"/>
-          <w:lang w:val="es-SV"/>
-        </w:rPr>
-        <w:t xml:space="preserve">A </w:t>
-      </w:r>
-      <w:proofErr w:type="gramStart"/>
-      <w:r>
-        <w:rPr>
-          <w:rFonts w:ascii="Arial" w:hAnsi="Arial"/>
-          <w:b/>
-          <w:sz w:val="24"/>
-          <w:lang w:val="es-SV"/>
-        </w:rPr>
-        <w:t xml:space="preserve">{{ </w:t>
-      </w:r>
-      <w:proofErr w:type="spellStart"/>
-      <w:r>
-        <w:rPr>
-          <w:rFonts w:ascii="Arial" w:hAnsi="Arial"/>
-          <w:b/>
-          <w:sz w:val="24"/>
-          <w:lang w:val="es-SV"/>
-        </w:rPr>
-        <w:t>quienes</w:t>
-      </w:r>
-      <w:proofErr w:type="gramEnd"/>
-      <w:r>
-        <w:rPr>
-          <w:rFonts w:ascii="Arial" w:hAnsi="Arial"/>
-          <w:b/>
-          <w:sz w:val="24"/>
-          <w:lang w:val="es-SV"/>
-        </w:rPr>
-        <w:t>_</w:t>
-      </w:r>
-      <w:proofErr w:type="gramStart"/>
-      <w:r>
-        <w:rPr>
-          <w:rFonts w:ascii="Arial" w:hAnsi="Arial"/>
-          <w:b/>
-          <w:sz w:val="24"/>
-          <w:lang w:val="es-SV"/>
-        </w:rPr>
-        <w:t>identificacion</w:t>
-      </w:r>
-      <w:proofErr w:type="spellEnd"/>
-      <w:r>
-        <w:rPr>
-          <w:rFonts w:ascii="Arial" w:hAnsi="Arial"/>
-          <w:b/>
-          <w:sz w:val="24"/>
-          <w:lang w:val="es-SV"/>
-        </w:rPr>
-        <w:t xml:space="preserve"> }</w:t>
-      </w:r>
-      <w:proofErr w:type="gramEnd"/>
-      <w:r>
-        <w:rPr>
-          <w:rFonts w:ascii="Arial" w:hAnsi="Arial"/>
-          <w:b/>
-          <w:sz w:val="24"/>
-          <w:lang w:val="es-SV"/>
-        </w:rPr>
-        <w:t xml:space="preserve">} de conformidad a los Artículos 13 Cn, 19,10,82, 241 numeral 9, C. </w:t>
+        <w:t xml:space="preserve"> }} de conformidad a los Artículos 13 Cn, 19,10,82, 241 numeral 9, C. </w:t>
       </w:r>
       <w:proofErr w:type="spellStart"/>
       <w:r>
@@ -1457,27 +1315,106 @@
           <w:sz w:val="24"/>
           <w:lang w:val="es-SV"/>
         </w:rPr>
-        <w:t xml:space="preserve"> }} a técnicas o medios que induzcan o alteren su libre voluntad, que no se empleen medios que impidan el movimiento indispensable de su persona en el lugar y durante la realización de un acto procesal determinado, todo a presencia del Licenciado _____________________________________________________ quien se identifica con___________________________________________</w:t>
-      </w:r>
-    </w:p>
-    <w:p>
-      <w:pPr>
-        <w:jc w:val="both"/>
-        <w:rPr>
-          <w:rFonts w:ascii="Arial" w:hAnsi="Arial"/>
-          <w:b/>
-          <w:sz w:val="24"/>
-          <w:lang w:val="es-SV"/>
-        </w:rPr>
-      </w:pPr>
-      <w:r>
-        <w:rPr>
-          <w:rFonts w:ascii="Arial" w:hAnsi="Arial"/>
-          <w:b/>
-          <w:sz w:val="24"/>
-          <w:lang w:val="es-SV"/>
-        </w:rPr>
-        <w:t>_________________________________________________________________________________________________</w:t>
+        <w:t xml:space="preserve"> }} a técnicas o medios que induzcan o alteren su libre voluntad, que no se empleen medios que impidan el movimiento indispensable de su persona en el lugar y durante la realización de un acto procesal determinado, todo a presencia del Licenciado</w:t>
+      </w:r>
+      <w:r>
+        <w:rPr>
+          <w:rFonts w:ascii="Arial" w:hAnsi="Arial"/>
+          <w:b/>
+          <w:sz w:val="24"/>
+          <w:lang w:val="es-SV"/>
+        </w:rPr>
+        <w:t xml:space="preserve">                                </w:t>
+      </w:r>
+      <w:r>
+        <w:rPr>
+          <w:rFonts w:ascii="Arial" w:hAnsi="Arial"/>
+          <w:b/>
+          <w:sz w:val="24"/>
+          <w:lang w:val="es-SV"/>
+        </w:rPr>
+        <w:t xml:space="preserve"> _____________________________________________________</w:t>
+      </w:r>
+      <w:r>
+        <w:rPr>
+          <w:rFonts w:ascii="Arial" w:hAnsi="Arial"/>
+          <w:b/>
+          <w:sz w:val="24"/>
+          <w:lang w:val="es-SV"/>
+        </w:rPr>
+        <w:t>_______________________________________________________________________</w:t>
+      </w:r>
+      <w:r>
+        <w:rPr>
+          <w:rFonts w:ascii="Arial" w:hAnsi="Arial"/>
+          <w:b/>
+          <w:sz w:val="24"/>
+          <w:lang w:val="es-SV"/>
+        </w:rPr>
+        <w:t>quien se</w:t>
+      </w:r>
+      <w:r>
+        <w:rPr>
+          <w:rFonts w:ascii="Arial" w:hAnsi="Arial"/>
+          <w:b/>
+          <w:sz w:val="24"/>
+          <w:lang w:val="es-SV"/>
+        </w:rPr>
+        <w:t xml:space="preserve"> </w:t>
+      </w:r>
+      <w:r>
+        <w:rPr>
+          <w:rFonts w:ascii="Arial" w:hAnsi="Arial"/>
+          <w:b/>
+          <w:sz w:val="24"/>
+          <w:lang w:val="es-SV"/>
+        </w:rPr>
+        <w:t xml:space="preserve">identifica </w:t>
+      </w:r>
+      <w:r>
+        <w:rPr>
+          <w:rFonts w:ascii="Arial" w:hAnsi="Arial"/>
+          <w:b/>
+          <w:sz w:val="24"/>
+          <w:lang w:val="es-SV"/>
+        </w:rPr>
+        <w:t>C</w:t>
+      </w:r>
+      <w:r>
+        <w:rPr>
+          <w:rFonts w:ascii="Arial" w:hAnsi="Arial"/>
+          <w:b/>
+          <w:sz w:val="24"/>
+          <w:lang w:val="es-SV"/>
+        </w:rPr>
+        <w:t>on</w:t>
+      </w:r>
+      <w:r>
+        <w:rPr>
+          <w:rFonts w:ascii="Arial" w:hAnsi="Arial"/>
+          <w:b/>
+          <w:sz w:val="24"/>
+          <w:lang w:val="es-SV"/>
+        </w:rPr>
+        <w:t>_______________________________________________________</w:t>
+      </w:r>
+      <w:r>
+        <w:rPr>
+          <w:rFonts w:ascii="Arial" w:hAnsi="Arial"/>
+          <w:b/>
+          <w:sz w:val="24"/>
+          <w:lang w:val="es-SV"/>
+        </w:rPr>
+        <w:t>_</w:t>
+      </w:r>
+      <w:r>
+        <w:rPr>
+          <w:rFonts w:ascii="Arial" w:hAnsi="Arial"/>
+          <w:b/>
+          <w:sz w:val="24"/>
+          <w:lang w:val="es-SV"/>
+        </w:rPr>
+        <w:t>________________________________________________________________________________</w:t>
       </w:r>
     </w:p>
     <w:p>
@@ -1830,7 +1767,6 @@
           <w:sz w:val="24"/>
           <w:lang w:val="es-SV"/>
         </w:rPr>
-        <w:lastRenderedPageBreak/>
         <w:t>{% for imp in lista_imputados %}</w:t>
       </w:r>
     </w:p>
@@ -1862,6 +1798,7 @@
           <w:sz w:val="24"/>
           <w:lang w:val="es-SV"/>
         </w:rPr>
+        <w:lastRenderedPageBreak/>
         <w:t>F______________________</w:t>
       </w:r>
     </w:p>
@@ -2887,6 +2824,7 @@
   <w:style w:type="character" w:default="1" w:styleId="Fuentedeprrafopredeter">
     <w:name w:val="Default Paragraph Font"/>
     <w:uiPriority w:val="1"/>
+    <w:semiHidden/>
     <w:unhideWhenUsed/>
   </w:style>
   <w:style w:type="table" w:default="1" w:styleId="Tablanormal">

--- a/06_ACTA_DE_IDENTIFICACION_PLANTILLA.docx
+++ b/06_ACTA_DE_IDENTIFICACION_PLANTILLA.docx
@@ -19,27 +19,7 @@
           <w:sz w:val="24"/>
           <w:lang w:val="es-SV"/>
         </w:rPr>
-        <w:t>PNC.SO.112.3.4/n1-{{</w:t>
-      </w:r>
-      <w:proofErr w:type="spellStart"/>
-      <w:r>
-        <w:rPr>
-          <w:rFonts w:ascii="Arial" w:hAnsi="Arial"/>
-          <w:b/>
-          <w:sz w:val="24"/>
-          <w:lang w:val="es-SV"/>
-        </w:rPr>
-        <w:t>codigo_expediente</w:t>
-      </w:r>
-      <w:proofErr w:type="spellEnd"/>
-      <w:r>
-        <w:rPr>
-          <w:rFonts w:ascii="Arial" w:hAnsi="Arial"/>
-          <w:b/>
-          <w:sz w:val="24"/>
-          <w:lang w:val="es-SV"/>
-        </w:rPr>
-        <w:t>}}</w:t>
+        <w:t>PNC.SO.112.3.4/n1-{{codigo_expediente}}</w:t>
       </w:r>
     </w:p>
     <w:p>
@@ -212,27 +192,7 @@
           <w:sz w:val="24"/>
           <w:lang w:val="es-SV"/>
         </w:rPr>
-        <w:t xml:space="preserve">Quien en este acto procede a identificar y leer sus derechos {{ </w:t>
-      </w:r>
-      <w:proofErr w:type="spellStart"/>
-      <w:r>
-        <w:rPr>
-          <w:rFonts w:ascii="Arial" w:hAnsi="Arial"/>
-          <w:b/>
-          <w:sz w:val="24"/>
-          <w:lang w:val="es-SV"/>
-        </w:rPr>
-        <w:t>a_los_imputados_identificacion</w:t>
-      </w:r>
-      <w:proofErr w:type="spellEnd"/>
-      <w:r>
-        <w:rPr>
-          <w:rFonts w:ascii="Arial" w:hAnsi="Arial"/>
-          <w:b/>
-          <w:sz w:val="24"/>
-          <w:lang w:val="es-SV"/>
-        </w:rPr>
-        <w:t xml:space="preserve"> }}:</w:t>
+        <w:t>Quien en este acto procede a identificar y leer sus derechos {{ a_los_imputados_identificacion }}:</w:t>
       </w:r>
       <w:r>
         <w:rPr>
@@ -250,27 +210,7 @@
           <w:sz w:val="24"/>
           <w:lang w:val="es-SV"/>
         </w:rPr>
-        <w:t xml:space="preserve">{{ </w:t>
-      </w:r>
-      <w:proofErr w:type="spellStart"/>
-      <w:r>
-        <w:rPr>
-          <w:rFonts w:ascii="Arial" w:hAnsi="Arial"/>
-          <w:b/>
-          <w:sz w:val="24"/>
-          <w:lang w:val="es-SV"/>
-        </w:rPr>
-        <w:t>bloque_datos_identificacion</w:t>
-      </w:r>
-      <w:proofErr w:type="spellEnd"/>
-      <w:r>
-        <w:rPr>
-          <w:rFonts w:ascii="Arial" w:hAnsi="Arial"/>
-          <w:b/>
-          <w:sz w:val="24"/>
-          <w:lang w:val="es-SV"/>
-        </w:rPr>
-        <w:t xml:space="preserve"> }}</w:t>
+        <w:t>{{ bloque_datos_identificacion }}</w:t>
       </w:r>
       <w:r>
         <w:rPr>
@@ -288,518 +228,7 @@
           <w:sz w:val="24"/>
           <w:lang w:val="es-SV"/>
         </w:rPr>
-        <w:t xml:space="preserve">A {{ </w:t>
-      </w:r>
-      <w:proofErr w:type="spellStart"/>
-      <w:r>
-        <w:rPr>
-          <w:rFonts w:ascii="Arial" w:hAnsi="Arial"/>
-          <w:b/>
-          <w:sz w:val="24"/>
-          <w:lang w:val="es-SV"/>
-        </w:rPr>
-        <w:t>quienes_identificacion</w:t>
-      </w:r>
-      <w:proofErr w:type="spellEnd"/>
-      <w:r>
-        <w:rPr>
-          <w:rFonts w:ascii="Arial" w:hAnsi="Arial"/>
-          <w:b/>
-          <w:sz w:val="24"/>
-          <w:lang w:val="es-SV"/>
-        </w:rPr>
-        <w:t xml:space="preserve"> }} de conformidad a los Artículos 13 Cn, 19,10,82, 241 numeral 9, C. </w:t>
-      </w:r>
-      <w:proofErr w:type="spellStart"/>
-      <w:r>
-        <w:rPr>
-          <w:rFonts w:ascii="Arial" w:hAnsi="Arial"/>
-          <w:b/>
-          <w:sz w:val="24"/>
-          <w:lang w:val="es-SV"/>
-        </w:rPr>
-        <w:t>Pr.Pn</w:t>
-      </w:r>
-      <w:proofErr w:type="spellEnd"/>
-      <w:r>
-        <w:rPr>
-          <w:rFonts w:ascii="Arial" w:hAnsi="Arial"/>
-          <w:b/>
-          <w:sz w:val="24"/>
-          <w:lang w:val="es-SV"/>
-        </w:rPr>
-        <w:t xml:space="preserve">. se </w:t>
-      </w:r>
-      <w:proofErr w:type="gramStart"/>
-      <w:r>
-        <w:rPr>
-          <w:rFonts w:ascii="Arial" w:hAnsi="Arial"/>
-          <w:b/>
-          <w:sz w:val="24"/>
-          <w:lang w:val="es-SV"/>
-        </w:rPr>
-        <w:t xml:space="preserve">{{ </w:t>
-      </w:r>
-      <w:proofErr w:type="spellStart"/>
-      <w:r>
-        <w:rPr>
-          <w:rFonts w:ascii="Arial" w:hAnsi="Arial"/>
-          <w:b/>
-          <w:sz w:val="24"/>
-          <w:lang w:val="es-SV"/>
-        </w:rPr>
-        <w:t>plural</w:t>
-      </w:r>
-      <w:proofErr w:type="gramEnd"/>
-      <w:r>
-        <w:rPr>
-          <w:rFonts w:ascii="Arial" w:hAnsi="Arial"/>
-          <w:b/>
-          <w:sz w:val="24"/>
-          <w:lang w:val="es-SV"/>
-        </w:rPr>
-        <w:t>_</w:t>
-      </w:r>
-      <w:proofErr w:type="gramStart"/>
-      <w:r>
-        <w:rPr>
-          <w:rFonts w:ascii="Arial" w:hAnsi="Arial"/>
-          <w:b/>
-          <w:sz w:val="24"/>
-          <w:lang w:val="es-SV"/>
-        </w:rPr>
-        <w:t>les</w:t>
-      </w:r>
-      <w:proofErr w:type="spellEnd"/>
-      <w:r>
-        <w:rPr>
-          <w:rFonts w:ascii="Arial" w:hAnsi="Arial"/>
-          <w:b/>
-          <w:sz w:val="24"/>
-          <w:lang w:val="es-SV"/>
-        </w:rPr>
-        <w:t xml:space="preserve"> }</w:t>
-      </w:r>
-      <w:proofErr w:type="gramEnd"/>
-      <w:r>
-        <w:rPr>
-          <w:rFonts w:ascii="Arial" w:hAnsi="Arial"/>
-          <w:b/>
-          <w:sz w:val="24"/>
-          <w:lang w:val="es-SV"/>
-        </w:rPr>
-        <w:t xml:space="preserve">} informa de sus derechos en forma comprensible y clara, </w:t>
-      </w:r>
-      <w:proofErr w:type="gramStart"/>
-      <w:r>
-        <w:rPr>
-          <w:rFonts w:ascii="Arial" w:hAnsi="Arial"/>
-          <w:b/>
-          <w:sz w:val="24"/>
-          <w:lang w:val="es-SV"/>
-        </w:rPr>
-        <w:t xml:space="preserve">leyéndosele{{ </w:t>
-      </w:r>
-      <w:proofErr w:type="spellStart"/>
-      <w:r>
-        <w:rPr>
-          <w:rFonts w:ascii="Arial" w:hAnsi="Arial"/>
-          <w:b/>
-          <w:sz w:val="24"/>
-          <w:lang w:val="es-SV"/>
-        </w:rPr>
-        <w:t>plural</w:t>
-      </w:r>
-      <w:proofErr w:type="gramEnd"/>
-      <w:r>
-        <w:rPr>
-          <w:rFonts w:ascii="Arial" w:hAnsi="Arial"/>
-          <w:b/>
-          <w:sz w:val="24"/>
-          <w:lang w:val="es-SV"/>
-        </w:rPr>
-        <w:t>_</w:t>
-      </w:r>
-      <w:proofErr w:type="gramStart"/>
-      <w:r>
-        <w:rPr>
-          <w:rFonts w:ascii="Arial" w:hAnsi="Arial"/>
-          <w:b/>
-          <w:sz w:val="24"/>
-          <w:lang w:val="es-SV"/>
-        </w:rPr>
-        <w:t>s</w:t>
-      </w:r>
-      <w:proofErr w:type="spellEnd"/>
-      <w:r>
-        <w:rPr>
-          <w:rFonts w:ascii="Arial" w:hAnsi="Arial"/>
-          <w:b/>
-          <w:sz w:val="24"/>
-          <w:lang w:val="es-SV"/>
-        </w:rPr>
-        <w:t xml:space="preserve"> }</w:t>
-      </w:r>
-      <w:proofErr w:type="gramEnd"/>
-      <w:r>
-        <w:rPr>
-          <w:rFonts w:ascii="Arial" w:hAnsi="Arial"/>
-          <w:b/>
-          <w:sz w:val="24"/>
-          <w:lang w:val="es-SV"/>
-        </w:rPr>
-        <w:t xml:space="preserve">} los artículos antes citados, </w:t>
-      </w:r>
-      <w:proofErr w:type="gramStart"/>
-      <w:r>
-        <w:rPr>
-          <w:rFonts w:ascii="Arial" w:hAnsi="Arial"/>
-          <w:b/>
-          <w:sz w:val="24"/>
-          <w:lang w:val="es-SV"/>
-        </w:rPr>
-        <w:t xml:space="preserve">explicándole{{ </w:t>
-      </w:r>
-      <w:proofErr w:type="spellStart"/>
-      <w:r>
-        <w:rPr>
-          <w:rFonts w:ascii="Arial" w:hAnsi="Arial"/>
-          <w:b/>
-          <w:sz w:val="24"/>
-          <w:lang w:val="es-SV"/>
-        </w:rPr>
-        <w:t>plural</w:t>
-      </w:r>
-      <w:proofErr w:type="gramEnd"/>
-      <w:r>
-        <w:rPr>
-          <w:rFonts w:ascii="Arial" w:hAnsi="Arial"/>
-          <w:b/>
-          <w:sz w:val="24"/>
-          <w:lang w:val="es-SV"/>
-        </w:rPr>
-        <w:t>_</w:t>
-      </w:r>
-      <w:proofErr w:type="gramStart"/>
-      <w:r>
-        <w:rPr>
-          <w:rFonts w:ascii="Arial" w:hAnsi="Arial"/>
-          <w:b/>
-          <w:sz w:val="24"/>
-          <w:lang w:val="es-SV"/>
-        </w:rPr>
-        <w:t>s</w:t>
-      </w:r>
-      <w:proofErr w:type="spellEnd"/>
-      <w:r>
-        <w:rPr>
-          <w:rFonts w:ascii="Arial" w:hAnsi="Arial"/>
-          <w:b/>
-          <w:sz w:val="24"/>
-          <w:lang w:val="es-SV"/>
-        </w:rPr>
-        <w:t xml:space="preserve"> }</w:t>
-      </w:r>
-      <w:proofErr w:type="gramEnd"/>
-      <w:r>
-        <w:rPr>
-          <w:rFonts w:ascii="Arial" w:hAnsi="Arial"/>
-          <w:b/>
-          <w:sz w:val="24"/>
-          <w:lang w:val="es-SV"/>
-        </w:rPr>
-        <w:t xml:space="preserve">} que </w:t>
-      </w:r>
-      <w:proofErr w:type="gramStart"/>
-      <w:r>
-        <w:rPr>
-          <w:rFonts w:ascii="Arial" w:hAnsi="Arial"/>
-          <w:b/>
-          <w:sz w:val="24"/>
-          <w:lang w:val="es-SV"/>
-        </w:rPr>
-        <w:t xml:space="preserve">{{ </w:t>
-      </w:r>
-      <w:proofErr w:type="spellStart"/>
-      <w:r>
-        <w:rPr>
-          <w:rFonts w:ascii="Arial" w:hAnsi="Arial"/>
-          <w:b/>
-          <w:sz w:val="24"/>
-          <w:lang w:val="es-SV"/>
-        </w:rPr>
-        <w:t>plural</w:t>
-      </w:r>
-      <w:proofErr w:type="gramEnd"/>
-      <w:r>
-        <w:rPr>
-          <w:rFonts w:ascii="Arial" w:hAnsi="Arial"/>
-          <w:b/>
-          <w:sz w:val="24"/>
-          <w:lang w:val="es-SV"/>
-        </w:rPr>
-        <w:t>_</w:t>
-      </w:r>
-      <w:proofErr w:type="gramStart"/>
-      <w:r>
-        <w:rPr>
-          <w:rFonts w:ascii="Arial" w:hAnsi="Arial"/>
-          <w:b/>
-          <w:sz w:val="24"/>
-          <w:lang w:val="es-SV"/>
-        </w:rPr>
-        <w:t>quedan</w:t>
-      </w:r>
-      <w:proofErr w:type="spellEnd"/>
-      <w:r>
-        <w:rPr>
-          <w:rFonts w:ascii="Arial" w:hAnsi="Arial"/>
-          <w:b/>
-          <w:sz w:val="24"/>
-          <w:lang w:val="es-SV"/>
-        </w:rPr>
-        <w:t xml:space="preserve"> }</w:t>
-      </w:r>
-      <w:proofErr w:type="gramEnd"/>
-      <w:r>
-        <w:rPr>
-          <w:rFonts w:ascii="Arial" w:hAnsi="Arial"/>
-          <w:b/>
-          <w:sz w:val="24"/>
-          <w:lang w:val="es-SV"/>
-        </w:rPr>
-        <w:t xml:space="preserve">} </w:t>
-      </w:r>
-      <w:proofErr w:type="spellStart"/>
-      <w:proofErr w:type="gramStart"/>
-      <w:r>
-        <w:rPr>
-          <w:rFonts w:ascii="Arial" w:hAnsi="Arial"/>
-          <w:b/>
-          <w:sz w:val="24"/>
-          <w:lang w:val="es-SV"/>
-        </w:rPr>
-        <w:t>detenid</w:t>
-      </w:r>
-      <w:proofErr w:type="spellEnd"/>
-      <w:r>
-        <w:rPr>
-          <w:rFonts w:ascii="Arial" w:hAnsi="Arial"/>
-          <w:b/>
-          <w:sz w:val="24"/>
-          <w:lang w:val="es-SV"/>
-        </w:rPr>
-        <w:t xml:space="preserve">{{ </w:t>
-      </w:r>
-      <w:proofErr w:type="spellStart"/>
-      <w:r>
-        <w:rPr>
-          <w:rFonts w:ascii="Arial" w:hAnsi="Arial"/>
-          <w:b/>
-          <w:sz w:val="24"/>
-          <w:lang w:val="es-SV"/>
-        </w:rPr>
-        <w:t>plural</w:t>
-      </w:r>
-      <w:proofErr w:type="gramEnd"/>
-      <w:r>
-        <w:rPr>
-          <w:rFonts w:ascii="Arial" w:hAnsi="Arial"/>
-          <w:b/>
-          <w:sz w:val="24"/>
-          <w:lang w:val="es-SV"/>
-        </w:rPr>
-        <w:t>_os_</w:t>
-      </w:r>
-      <w:proofErr w:type="gramStart"/>
-      <w:r>
-        <w:rPr>
-          <w:rFonts w:ascii="Arial" w:hAnsi="Arial"/>
-          <w:b/>
-          <w:sz w:val="24"/>
-          <w:lang w:val="es-SV"/>
-        </w:rPr>
-        <w:t>as</w:t>
-      </w:r>
-      <w:proofErr w:type="spellEnd"/>
-      <w:r>
-        <w:rPr>
-          <w:rFonts w:ascii="Arial" w:hAnsi="Arial"/>
-          <w:b/>
-          <w:sz w:val="24"/>
-          <w:lang w:val="es-SV"/>
-        </w:rPr>
-        <w:t xml:space="preserve"> }</w:t>
-      </w:r>
-      <w:proofErr w:type="gramEnd"/>
-      <w:r>
-        <w:rPr>
-          <w:rFonts w:ascii="Arial" w:hAnsi="Arial"/>
-          <w:b/>
-          <w:sz w:val="24"/>
-          <w:lang w:val="es-SV"/>
-        </w:rPr>
-        <w:t xml:space="preserve">} por orden de la </w:t>
-      </w:r>
-      <w:proofErr w:type="gramStart"/>
-      <w:r>
-        <w:rPr>
-          <w:rFonts w:ascii="Arial" w:hAnsi="Arial"/>
-          <w:b/>
-          <w:sz w:val="24"/>
-          <w:lang w:val="es-SV"/>
-        </w:rPr>
-        <w:t>Fiscalía General</w:t>
-      </w:r>
-      <w:proofErr w:type="gramEnd"/>
-      <w:r>
-        <w:rPr>
-          <w:rFonts w:ascii="Arial" w:hAnsi="Arial"/>
-          <w:b/>
-          <w:sz w:val="24"/>
-          <w:lang w:val="es-SV"/>
-        </w:rPr>
-        <w:t xml:space="preserve"> de la </w:t>
-      </w:r>
-      <w:proofErr w:type="spellStart"/>
-      <w:r>
-        <w:rPr>
-          <w:rFonts w:ascii="Arial" w:hAnsi="Arial"/>
-          <w:b/>
-          <w:sz w:val="24"/>
-          <w:lang w:val="es-SV"/>
-        </w:rPr>
-        <w:t>Republica</w:t>
-      </w:r>
-      <w:proofErr w:type="spellEnd"/>
-      <w:r>
-        <w:rPr>
-          <w:rFonts w:ascii="Arial" w:hAnsi="Arial"/>
-          <w:b/>
-          <w:sz w:val="24"/>
-          <w:lang w:val="es-SV"/>
-        </w:rPr>
-        <w:t xml:space="preserve">, </w:t>
-      </w:r>
-      <w:proofErr w:type="gramStart"/>
-      <w:r>
-        <w:rPr>
-          <w:rFonts w:ascii="Arial" w:hAnsi="Arial"/>
-          <w:b/>
-          <w:sz w:val="24"/>
-          <w:lang w:val="es-SV"/>
-        </w:rPr>
-        <w:t xml:space="preserve">{{ </w:t>
-      </w:r>
-      <w:proofErr w:type="spellStart"/>
-      <w:r>
-        <w:rPr>
-          <w:rFonts w:ascii="Arial" w:hAnsi="Arial"/>
-          <w:b/>
-          <w:sz w:val="24"/>
-          <w:lang w:val="es-SV"/>
-        </w:rPr>
-        <w:t>texto</w:t>
-      </w:r>
-      <w:proofErr w:type="gramEnd"/>
-      <w:r>
-        <w:rPr>
-          <w:rFonts w:ascii="Arial" w:hAnsi="Arial"/>
-          <w:b/>
-          <w:sz w:val="24"/>
-          <w:lang w:val="es-SV"/>
-        </w:rPr>
-        <w:t>_delitos_</w:t>
-      </w:r>
-      <w:proofErr w:type="gramStart"/>
-      <w:r>
-        <w:rPr>
-          <w:rFonts w:ascii="Arial" w:hAnsi="Arial"/>
-          <w:b/>
-          <w:sz w:val="24"/>
-          <w:lang w:val="es-SV"/>
-        </w:rPr>
-        <w:t>identificacion</w:t>
-      </w:r>
-      <w:proofErr w:type="spellEnd"/>
-      <w:r>
-        <w:rPr>
-          <w:rFonts w:ascii="Arial" w:hAnsi="Arial"/>
-          <w:b/>
-          <w:sz w:val="24"/>
-          <w:lang w:val="es-SV"/>
-        </w:rPr>
-        <w:t xml:space="preserve"> }</w:t>
-      </w:r>
-      <w:proofErr w:type="gramEnd"/>
-      <w:r>
-        <w:rPr>
-          <w:rFonts w:ascii="Arial" w:hAnsi="Arial"/>
-          <w:b/>
-          <w:sz w:val="24"/>
-          <w:lang w:val="es-SV"/>
-        </w:rPr>
-        <w:t xml:space="preserve">} en perjuicio de </w:t>
-      </w:r>
-      <w:proofErr w:type="gramStart"/>
-      <w:r>
-        <w:rPr>
-          <w:rFonts w:ascii="Arial" w:hAnsi="Arial"/>
-          <w:b/>
-          <w:sz w:val="24"/>
-          <w:lang w:val="es-SV"/>
-        </w:rPr>
-        <w:t xml:space="preserve">{{ </w:t>
-      </w:r>
-      <w:proofErr w:type="spellStart"/>
-      <w:r>
-        <w:rPr>
-          <w:rFonts w:ascii="Arial" w:hAnsi="Arial"/>
-          <w:b/>
-          <w:sz w:val="24"/>
-          <w:lang w:val="es-SV"/>
-        </w:rPr>
-        <w:t>bloque</w:t>
-      </w:r>
-      <w:proofErr w:type="gramEnd"/>
-      <w:r>
-        <w:rPr>
-          <w:rFonts w:ascii="Arial" w:hAnsi="Arial"/>
-          <w:b/>
-          <w:sz w:val="24"/>
-          <w:lang w:val="es-SV"/>
-        </w:rPr>
-        <w:t>_victimas_</w:t>
-      </w:r>
-      <w:proofErr w:type="gramStart"/>
-      <w:r>
-        <w:rPr>
-          <w:rFonts w:ascii="Arial" w:hAnsi="Arial"/>
-          <w:b/>
-          <w:sz w:val="24"/>
-          <w:lang w:val="es-SV"/>
-        </w:rPr>
-        <w:t>remision</w:t>
-      </w:r>
-      <w:proofErr w:type="spellEnd"/>
-      <w:r>
-        <w:rPr>
-          <w:rFonts w:ascii="Arial" w:hAnsi="Arial"/>
-          <w:b/>
-          <w:sz w:val="24"/>
-          <w:lang w:val="es-SV"/>
-        </w:rPr>
-        <w:t xml:space="preserve"> }</w:t>
-      </w:r>
-      <w:proofErr w:type="gramEnd"/>
-      <w:r>
-        <w:rPr>
-          <w:rFonts w:ascii="Arial" w:hAnsi="Arial"/>
-          <w:b/>
-          <w:sz w:val="24"/>
-          <w:lang w:val="es-SV"/>
-        </w:rPr>
-        <w:t>}.</w:t>
+        <w:t>A {{ quienes_identificacion }} de conformidad a los Artículos 13 Cn, 19,10,82, 241 numeral 9, C. Pr.Pn. se {{ plural_les }} informa de sus derechos en forma comprensible y clara, leyéndosele{{ plural_s }} los artículos antes citados, explicándole{{ plural_s }} que {{ plural_quedan }} detenid{{ plural_os_as }} por orden de la Fiscalía General de la Republica, {{ texto_delitos_identificacion }} en perjuicio de {{ bloque_victimas_remision }}.</w:t>
       </w:r>
       <w:r>
         <w:rPr>
@@ -817,127 +246,7 @@
           <w:sz w:val="24"/>
           <w:lang w:val="es-SV"/>
         </w:rPr>
-        <w:t xml:space="preserve">Que </w:t>
-      </w:r>
-      <w:proofErr w:type="gramStart"/>
-      <w:r>
-        <w:rPr>
-          <w:rFonts w:ascii="Arial" w:hAnsi="Arial"/>
-          <w:b/>
-          <w:sz w:val="24"/>
-          <w:lang w:val="es-SV"/>
-        </w:rPr>
-        <w:t xml:space="preserve">puede{{ </w:t>
-      </w:r>
-      <w:proofErr w:type="spellStart"/>
-      <w:r>
-        <w:rPr>
-          <w:rFonts w:ascii="Arial" w:hAnsi="Arial"/>
-          <w:b/>
-          <w:sz w:val="24"/>
-          <w:lang w:val="es-SV"/>
-        </w:rPr>
-        <w:t>n</w:t>
-      </w:r>
-      <w:proofErr w:type="gramEnd"/>
-      <w:r>
-        <w:rPr>
-          <w:rFonts w:ascii="Arial" w:hAnsi="Arial"/>
-          <w:b/>
-          <w:sz w:val="24"/>
-          <w:lang w:val="es-SV"/>
-        </w:rPr>
-        <w:t>_</w:t>
-      </w:r>
-      <w:proofErr w:type="gramStart"/>
-      <w:r>
-        <w:rPr>
-          <w:rFonts w:ascii="Arial" w:hAnsi="Arial"/>
-          <w:b/>
-          <w:sz w:val="24"/>
-          <w:lang w:val="es-SV"/>
-        </w:rPr>
-        <w:t>plural</w:t>
-      </w:r>
-      <w:proofErr w:type="spellEnd"/>
-      <w:r>
-        <w:rPr>
-          <w:rFonts w:ascii="Arial" w:hAnsi="Arial"/>
-          <w:b/>
-          <w:sz w:val="24"/>
-          <w:lang w:val="es-SV"/>
-        </w:rPr>
-        <w:t xml:space="preserve"> }</w:t>
-      </w:r>
-      <w:proofErr w:type="gramEnd"/>
-      <w:r>
-        <w:rPr>
-          <w:rFonts w:ascii="Arial" w:hAnsi="Arial"/>
-          <w:b/>
-          <w:sz w:val="24"/>
-          <w:lang w:val="es-SV"/>
-        </w:rPr>
-        <w:t xml:space="preserve">} informar de su detención a una persona que </w:t>
-      </w:r>
-      <w:proofErr w:type="gramStart"/>
-      <w:r>
-        <w:rPr>
-          <w:rFonts w:ascii="Arial" w:hAnsi="Arial"/>
-          <w:b/>
-          <w:sz w:val="24"/>
-          <w:lang w:val="es-SV"/>
-        </w:rPr>
-        <w:t xml:space="preserve">elija{{ </w:t>
-      </w:r>
-      <w:proofErr w:type="spellStart"/>
-      <w:r>
-        <w:rPr>
-          <w:rFonts w:ascii="Arial" w:hAnsi="Arial"/>
-          <w:b/>
-          <w:sz w:val="24"/>
-          <w:lang w:val="es-SV"/>
-        </w:rPr>
-        <w:t>n</w:t>
-      </w:r>
-      <w:proofErr w:type="gramEnd"/>
-      <w:r>
-        <w:rPr>
-          <w:rFonts w:ascii="Arial" w:hAnsi="Arial"/>
-          <w:b/>
-          <w:sz w:val="24"/>
-          <w:lang w:val="es-SV"/>
-        </w:rPr>
-        <w:t>_</w:t>
-      </w:r>
-      <w:proofErr w:type="gramStart"/>
-      <w:r>
-        <w:rPr>
-          <w:rFonts w:ascii="Arial" w:hAnsi="Arial"/>
-          <w:b/>
-          <w:sz w:val="24"/>
-          <w:lang w:val="es-SV"/>
-        </w:rPr>
-        <w:t>plural</w:t>
-      </w:r>
-      <w:proofErr w:type="spellEnd"/>
-      <w:r>
-        <w:rPr>
-          <w:rFonts w:ascii="Arial" w:hAnsi="Arial"/>
-          <w:b/>
-          <w:sz w:val="24"/>
-          <w:lang w:val="es-SV"/>
-        </w:rPr>
-        <w:t xml:space="preserve"> }</w:t>
-      </w:r>
-      <w:proofErr w:type="gramEnd"/>
-      <w:r>
-        <w:rPr>
-          <w:rFonts w:ascii="Arial" w:hAnsi="Arial"/>
-          <w:b/>
-          <w:sz w:val="24"/>
-          <w:lang w:val="es-SV"/>
-        </w:rPr>
-        <w:t>},</w:t>
+        <w:t>Que puede{{ n_plural }} informar de su detención a una persona que elija{{ n_plural }},</w:t>
       </w:r>
       <w:r>
         <w:rPr>
@@ -948,7 +257,6 @@
         </w:rPr>
         <w:t xml:space="preserve"> </w:t>
       </w:r>
-      <w:proofErr w:type="gramStart"/>
       <w:r>
         <w:rPr>
           <w:rFonts w:ascii="Arial" w:hAnsi="Arial"/>
@@ -956,57 +264,7 @@
           <w:sz w:val="24"/>
           <w:lang w:val="es-SV"/>
         </w:rPr>
-        <w:t xml:space="preserve">{{ </w:t>
-      </w:r>
-      <w:proofErr w:type="spellStart"/>
-      <w:r>
-        <w:rPr>
-          <w:rFonts w:ascii="Arial" w:hAnsi="Arial"/>
-          <w:b/>
-          <w:sz w:val="24"/>
-          <w:lang w:val="es-SV"/>
-        </w:rPr>
-        <w:t>bloque</w:t>
-      </w:r>
-      <w:proofErr w:type="gramEnd"/>
-      <w:r>
-        <w:rPr>
-          <w:rFonts w:ascii="Arial" w:hAnsi="Arial"/>
-          <w:b/>
-          <w:sz w:val="24"/>
-          <w:lang w:val="es-SV"/>
-        </w:rPr>
-        <w:t>_avisos_</w:t>
-      </w:r>
-      <w:proofErr w:type="gramStart"/>
-      <w:r>
-        <w:rPr>
-          <w:rFonts w:ascii="Arial" w:hAnsi="Arial"/>
-          <w:b/>
-          <w:sz w:val="24"/>
-          <w:lang w:val="es-SV"/>
-        </w:rPr>
-        <w:t>identificacion</w:t>
-      </w:r>
-      <w:proofErr w:type="spellEnd"/>
-      <w:r>
-        <w:rPr>
-          <w:rFonts w:ascii="Arial" w:hAnsi="Arial"/>
-          <w:b/>
-          <w:sz w:val="24"/>
-          <w:lang w:val="es-SV"/>
-        </w:rPr>
-        <w:t xml:space="preserve"> }</w:t>
-      </w:r>
-      <w:proofErr w:type="gramEnd"/>
-      <w:r>
-        <w:rPr>
-          <w:rFonts w:ascii="Arial" w:hAnsi="Arial"/>
-          <w:b/>
-          <w:sz w:val="24"/>
-          <w:lang w:val="es-SV"/>
-        </w:rPr>
-        <w:t>}</w:t>
+        <w:t>{{ bloque_avisos_identificacion }}</w:t>
       </w:r>
       <w:r>
         <w:rPr>
@@ -1017,7 +275,6 @@
         </w:rPr>
         <w:t xml:space="preserve"> </w:t>
       </w:r>
-      <w:proofErr w:type="gramStart"/>
       <w:r>
         <w:rPr>
           <w:rFonts w:ascii="Arial" w:hAnsi="Arial"/>
@@ -1025,297 +282,7 @@
           <w:sz w:val="24"/>
           <w:lang w:val="es-SV"/>
         </w:rPr>
-        <w:t xml:space="preserve">Quien{{ </w:t>
-      </w:r>
-      <w:proofErr w:type="spellStart"/>
-      <w:r>
-        <w:rPr>
-          <w:rFonts w:ascii="Arial" w:hAnsi="Arial"/>
-          <w:b/>
-          <w:sz w:val="24"/>
-          <w:lang w:val="es-SV"/>
-        </w:rPr>
-        <w:t>es</w:t>
-      </w:r>
-      <w:proofErr w:type="gramEnd"/>
-      <w:r>
-        <w:rPr>
-          <w:rFonts w:ascii="Arial" w:hAnsi="Arial"/>
-          <w:b/>
-          <w:sz w:val="24"/>
-          <w:lang w:val="es-SV"/>
-        </w:rPr>
-        <w:t>_</w:t>
-      </w:r>
-      <w:proofErr w:type="gramStart"/>
-      <w:r>
-        <w:rPr>
-          <w:rFonts w:ascii="Arial" w:hAnsi="Arial"/>
-          <w:b/>
-          <w:sz w:val="24"/>
-          <w:lang w:val="es-SV"/>
-        </w:rPr>
-        <w:t>plural</w:t>
-      </w:r>
-      <w:proofErr w:type="spellEnd"/>
-      <w:r>
-        <w:rPr>
-          <w:rFonts w:ascii="Arial" w:hAnsi="Arial"/>
-          <w:b/>
-          <w:sz w:val="24"/>
-          <w:lang w:val="es-SV"/>
-        </w:rPr>
-        <w:t xml:space="preserve"> }</w:t>
-      </w:r>
-      <w:proofErr w:type="gramEnd"/>
-      <w:r>
-        <w:rPr>
-          <w:rFonts w:ascii="Arial" w:hAnsi="Arial"/>
-          <w:b/>
-          <w:sz w:val="24"/>
-          <w:lang w:val="es-SV"/>
-        </w:rPr>
-        <w:t xml:space="preserve">} </w:t>
-      </w:r>
-      <w:proofErr w:type="gramStart"/>
-      <w:r>
-        <w:rPr>
-          <w:rFonts w:ascii="Arial" w:hAnsi="Arial"/>
-          <w:b/>
-          <w:sz w:val="24"/>
-          <w:lang w:val="es-SV"/>
-        </w:rPr>
-        <w:t xml:space="preserve">tiene{{ </w:t>
-      </w:r>
-      <w:proofErr w:type="spellStart"/>
-      <w:r>
-        <w:rPr>
-          <w:rFonts w:ascii="Arial" w:hAnsi="Arial"/>
-          <w:b/>
-          <w:sz w:val="24"/>
-          <w:lang w:val="es-SV"/>
-        </w:rPr>
-        <w:t>n</w:t>
-      </w:r>
-      <w:proofErr w:type="gramEnd"/>
-      <w:r>
-        <w:rPr>
-          <w:rFonts w:ascii="Arial" w:hAnsi="Arial"/>
-          <w:b/>
-          <w:sz w:val="24"/>
-          <w:lang w:val="es-SV"/>
-        </w:rPr>
-        <w:t>_</w:t>
-      </w:r>
-      <w:proofErr w:type="gramStart"/>
-      <w:r>
-        <w:rPr>
-          <w:rFonts w:ascii="Arial" w:hAnsi="Arial"/>
-          <w:b/>
-          <w:sz w:val="24"/>
-          <w:lang w:val="es-SV"/>
-        </w:rPr>
-        <w:t>plural</w:t>
-      </w:r>
-      <w:proofErr w:type="spellEnd"/>
-      <w:r>
-        <w:rPr>
-          <w:rFonts w:ascii="Arial" w:hAnsi="Arial"/>
-          <w:b/>
-          <w:sz w:val="24"/>
-          <w:lang w:val="es-SV"/>
-        </w:rPr>
-        <w:t xml:space="preserve"> }</w:t>
-      </w:r>
-      <w:proofErr w:type="gramEnd"/>
-      <w:r>
-        <w:rPr>
-          <w:rFonts w:ascii="Arial" w:hAnsi="Arial"/>
-          <w:b/>
-          <w:sz w:val="24"/>
-          <w:lang w:val="es-SV"/>
-        </w:rPr>
-        <w:t xml:space="preserve">} derecho a ser </w:t>
-      </w:r>
-      <w:proofErr w:type="gramStart"/>
-      <w:r>
-        <w:rPr>
-          <w:rFonts w:ascii="Arial" w:hAnsi="Arial"/>
-          <w:b/>
-          <w:sz w:val="24"/>
-          <w:lang w:val="es-SV"/>
-        </w:rPr>
-        <w:t xml:space="preserve">asistid{{ </w:t>
-      </w:r>
-      <w:proofErr w:type="spellStart"/>
-      <w:r>
-        <w:rPr>
-          <w:rFonts w:ascii="Arial" w:hAnsi="Arial"/>
-          <w:b/>
-          <w:sz w:val="24"/>
-          <w:lang w:val="es-SV"/>
-        </w:rPr>
-        <w:t>plural</w:t>
-      </w:r>
-      <w:proofErr w:type="gramEnd"/>
-      <w:r>
-        <w:rPr>
-          <w:rFonts w:ascii="Arial" w:hAnsi="Arial"/>
-          <w:b/>
-          <w:sz w:val="24"/>
-          <w:lang w:val="es-SV"/>
-        </w:rPr>
-        <w:t>_os_</w:t>
-      </w:r>
-      <w:proofErr w:type="gramStart"/>
-      <w:r>
-        <w:rPr>
-          <w:rFonts w:ascii="Arial" w:hAnsi="Arial"/>
-          <w:b/>
-          <w:sz w:val="24"/>
-          <w:lang w:val="es-SV"/>
-        </w:rPr>
-        <w:t>as</w:t>
-      </w:r>
-      <w:proofErr w:type="spellEnd"/>
-      <w:r>
-        <w:rPr>
-          <w:rFonts w:ascii="Arial" w:hAnsi="Arial"/>
-          <w:b/>
-          <w:sz w:val="24"/>
-          <w:lang w:val="es-SV"/>
-        </w:rPr>
-        <w:t xml:space="preserve"> }</w:t>
-      </w:r>
-      <w:proofErr w:type="gramEnd"/>
-      <w:r>
-        <w:rPr>
-          <w:rFonts w:ascii="Arial" w:hAnsi="Arial"/>
-          <w:b/>
-          <w:sz w:val="24"/>
-          <w:lang w:val="es-SV"/>
-        </w:rPr>
-        <w:t xml:space="preserve">} legalmente por un defensor de conformidad al artículo 107 y siguiente del código Pr. </w:t>
-      </w:r>
-      <w:proofErr w:type="spellStart"/>
-      <w:r>
-        <w:rPr>
-          <w:rFonts w:ascii="Arial" w:hAnsi="Arial"/>
-          <w:b/>
-          <w:sz w:val="24"/>
-          <w:lang w:val="es-SV"/>
-        </w:rPr>
-        <w:t>Pn</w:t>
-      </w:r>
-      <w:proofErr w:type="spellEnd"/>
-      <w:r>
-        <w:rPr>
-          <w:rFonts w:ascii="Arial" w:hAnsi="Arial"/>
-          <w:b/>
-          <w:sz w:val="24"/>
-          <w:lang w:val="es-SV"/>
-        </w:rPr>
-        <w:t xml:space="preserve">. Que será{{ </w:t>
-      </w:r>
-      <w:proofErr w:type="spellStart"/>
-      <w:r>
-        <w:rPr>
-          <w:rFonts w:ascii="Arial" w:hAnsi="Arial"/>
-          <w:b/>
-          <w:sz w:val="24"/>
-          <w:lang w:val="es-SV"/>
-        </w:rPr>
-        <w:t>n_plural</w:t>
-      </w:r>
-      <w:proofErr w:type="spellEnd"/>
-      <w:r>
-        <w:rPr>
-          <w:rFonts w:ascii="Arial" w:hAnsi="Arial"/>
-          <w:b/>
-          <w:sz w:val="24"/>
-          <w:lang w:val="es-SV"/>
-        </w:rPr>
-        <w:t xml:space="preserve"> }} llevad{{ </w:t>
-      </w:r>
-      <w:proofErr w:type="spellStart"/>
-      <w:r>
-        <w:rPr>
-          <w:rFonts w:ascii="Arial" w:hAnsi="Arial"/>
-          <w:b/>
-          <w:sz w:val="24"/>
-          <w:lang w:val="es-SV"/>
-        </w:rPr>
-        <w:t>plural_os_as</w:t>
-      </w:r>
-      <w:proofErr w:type="spellEnd"/>
-      <w:r>
-        <w:rPr>
-          <w:rFonts w:ascii="Arial" w:hAnsi="Arial"/>
-          <w:b/>
-          <w:sz w:val="24"/>
-          <w:lang w:val="es-SV"/>
-        </w:rPr>
-        <w:t xml:space="preserve"> }} dentro del plazo legal ante la autoridad judicial competente, que tiene{{ </w:t>
-      </w:r>
-      <w:proofErr w:type="spellStart"/>
-      <w:r>
-        <w:rPr>
-          <w:rFonts w:ascii="Arial" w:hAnsi="Arial"/>
-          <w:b/>
-          <w:sz w:val="24"/>
-          <w:lang w:val="es-SV"/>
-        </w:rPr>
-        <w:t>n_plural</w:t>
-      </w:r>
-      <w:proofErr w:type="spellEnd"/>
-      <w:r>
-        <w:rPr>
-          <w:rFonts w:ascii="Arial" w:hAnsi="Arial"/>
-          <w:b/>
-          <w:sz w:val="24"/>
-          <w:lang w:val="es-SV"/>
-        </w:rPr>
-        <w:t xml:space="preserve"> }} derecho a abstenerse a declarar, a que no se empleen contra su dignidad a no ser </w:t>
-      </w:r>
-      <w:proofErr w:type="spellStart"/>
-      <w:r>
-        <w:rPr>
-          <w:rFonts w:ascii="Arial" w:hAnsi="Arial"/>
-          <w:b/>
-          <w:sz w:val="24"/>
-          <w:lang w:val="es-SV"/>
-        </w:rPr>
-        <w:t>sometid</w:t>
-      </w:r>
-      <w:proofErr w:type="spellEnd"/>
-      <w:r>
-        <w:rPr>
-          <w:rFonts w:ascii="Arial" w:hAnsi="Arial"/>
-          <w:b/>
-          <w:sz w:val="24"/>
-          <w:lang w:val="es-SV"/>
-        </w:rPr>
-        <w:t xml:space="preserve">{{ </w:t>
-      </w:r>
-      <w:proofErr w:type="spellStart"/>
-      <w:r>
-        <w:rPr>
-          <w:rFonts w:ascii="Arial" w:hAnsi="Arial"/>
-          <w:b/>
-          <w:sz w:val="24"/>
-          <w:lang w:val="es-SV"/>
-        </w:rPr>
-        <w:t>plural_os_as</w:t>
-      </w:r>
-      <w:proofErr w:type="spellEnd"/>
-      <w:r>
-        <w:rPr>
-          <w:rFonts w:ascii="Arial" w:hAnsi="Arial"/>
-          <w:b/>
-          <w:sz w:val="24"/>
-          <w:lang w:val="es-SV"/>
-        </w:rPr>
-        <w:t xml:space="preserve"> }} a técnicas o medios que induzcan o alteren su libre voluntad, que no se empleen medios que impidan el movimiento indispensable de su persona en el lugar y durante la realización de un acto procesal determinado, todo a presencia del Licenciado</w:t>
+        <w:t>Quien{{ es_plural }} tiene{{ n_plural }} derecho a ser asistid{{ plural_os_as }} legalmente por un defensor de conformidad al artículo 107 y siguiente del código Pr. Pn. Que será{{ n_plural }} llevad{{ plural_os_as }} dentro del plazo legal ante la autoridad judicial competente, que tiene{{ n_plural }} derecho a abstenerse a declarar, a que no se empleen contra su dignidad a no ser sometid{{ plural_os_as }} a técnicas o medios que induzcan o alteren su libre voluntad, que no se empleen medios que impidan el movimiento indispensable de su persona en el lugar y durante la realización de un acto procesal determinado, todo a presencia del Licenciado</w:t>
       </w:r>
       <w:r>
         <w:rPr>
@@ -1434,298 +401,7 @@
           <w:sz w:val="24"/>
           <w:lang w:val="es-SV"/>
         </w:rPr>
-        <w:t xml:space="preserve">(Presentar credencial y adjuntar documentación a los </w:t>
-      </w:r>
-      <w:proofErr w:type="spellStart"/>
-      <w:r>
-        <w:rPr>
-          <w:rFonts w:ascii="Arial" w:hAnsi="Arial"/>
-          <w:b/>
-          <w:sz w:val="24"/>
-          <w:lang w:val="es-SV"/>
-        </w:rPr>
-        <w:t>diligenciadores</w:t>
-      </w:r>
-      <w:proofErr w:type="spellEnd"/>
-      <w:r>
-        <w:rPr>
-          <w:rFonts w:ascii="Arial" w:hAnsi="Arial"/>
-          <w:b/>
-          <w:sz w:val="24"/>
-          <w:lang w:val="es-SV"/>
-        </w:rPr>
-        <w:t xml:space="preserve">). A </w:t>
-      </w:r>
-      <w:proofErr w:type="gramStart"/>
-      <w:r>
-        <w:rPr>
-          <w:rFonts w:ascii="Arial" w:hAnsi="Arial"/>
-          <w:b/>
-          <w:sz w:val="24"/>
-          <w:lang w:val="es-SV"/>
-        </w:rPr>
-        <w:t xml:space="preserve">{{ </w:t>
-      </w:r>
-      <w:proofErr w:type="spellStart"/>
-      <w:r>
-        <w:rPr>
-          <w:rFonts w:ascii="Arial" w:hAnsi="Arial"/>
-          <w:b/>
-          <w:sz w:val="24"/>
-          <w:lang w:val="es-SV"/>
-        </w:rPr>
-        <w:t>quienes</w:t>
-      </w:r>
-      <w:proofErr w:type="gramEnd"/>
-      <w:r>
-        <w:rPr>
-          <w:rFonts w:ascii="Arial" w:hAnsi="Arial"/>
-          <w:b/>
-          <w:sz w:val="24"/>
-          <w:lang w:val="es-SV"/>
-        </w:rPr>
-        <w:t>_</w:t>
-      </w:r>
-      <w:proofErr w:type="gramStart"/>
-      <w:r>
-        <w:rPr>
-          <w:rFonts w:ascii="Arial" w:hAnsi="Arial"/>
-          <w:b/>
-          <w:sz w:val="24"/>
-          <w:lang w:val="es-SV"/>
-        </w:rPr>
-        <w:t>identificacion</w:t>
-      </w:r>
-      <w:proofErr w:type="spellEnd"/>
-      <w:r>
-        <w:rPr>
-          <w:rFonts w:ascii="Arial" w:hAnsi="Arial"/>
-          <w:b/>
-          <w:sz w:val="24"/>
-          <w:lang w:val="es-SV"/>
-        </w:rPr>
-        <w:t xml:space="preserve"> }</w:t>
-      </w:r>
-      <w:proofErr w:type="gramEnd"/>
-      <w:r>
-        <w:rPr>
-          <w:rFonts w:ascii="Arial" w:hAnsi="Arial"/>
-          <w:b/>
-          <w:sz w:val="24"/>
-          <w:lang w:val="es-SV"/>
-        </w:rPr>
-        <w:t xml:space="preserve">} en este acto se </w:t>
-      </w:r>
-      <w:proofErr w:type="gramStart"/>
-      <w:r>
-        <w:rPr>
-          <w:rFonts w:ascii="Arial" w:hAnsi="Arial"/>
-          <w:b/>
-          <w:sz w:val="24"/>
-          <w:lang w:val="es-SV"/>
-        </w:rPr>
-        <w:t xml:space="preserve">{{ </w:t>
-      </w:r>
-      <w:proofErr w:type="spellStart"/>
-      <w:r>
-        <w:rPr>
-          <w:rFonts w:ascii="Arial" w:hAnsi="Arial"/>
-          <w:b/>
-          <w:sz w:val="24"/>
-          <w:lang w:val="es-SV"/>
-        </w:rPr>
-        <w:t>plural</w:t>
-      </w:r>
-      <w:proofErr w:type="gramEnd"/>
-      <w:r>
-        <w:rPr>
-          <w:rFonts w:ascii="Arial" w:hAnsi="Arial"/>
-          <w:b/>
-          <w:sz w:val="24"/>
-          <w:lang w:val="es-SV"/>
-        </w:rPr>
-        <w:t>_</w:t>
-      </w:r>
-      <w:proofErr w:type="gramStart"/>
-      <w:r>
-        <w:rPr>
-          <w:rFonts w:ascii="Arial" w:hAnsi="Arial"/>
-          <w:b/>
-          <w:sz w:val="24"/>
-          <w:lang w:val="es-SV"/>
-        </w:rPr>
-        <w:t>les</w:t>
-      </w:r>
-      <w:proofErr w:type="spellEnd"/>
-      <w:r>
-        <w:rPr>
-          <w:rFonts w:ascii="Arial" w:hAnsi="Arial"/>
-          <w:b/>
-          <w:sz w:val="24"/>
-          <w:lang w:val="es-SV"/>
-        </w:rPr>
-        <w:t xml:space="preserve"> }</w:t>
-      </w:r>
-      <w:proofErr w:type="gramEnd"/>
-      <w:r>
-        <w:rPr>
-          <w:rFonts w:ascii="Arial" w:hAnsi="Arial"/>
-          <w:b/>
-          <w:sz w:val="24"/>
-          <w:lang w:val="es-SV"/>
-        </w:rPr>
-        <w:t xml:space="preserve">} </w:t>
-      </w:r>
-      <w:proofErr w:type="gramStart"/>
-      <w:r>
-        <w:rPr>
-          <w:rFonts w:ascii="Arial" w:hAnsi="Arial"/>
-          <w:b/>
-          <w:sz w:val="24"/>
-          <w:lang w:val="es-SV"/>
-        </w:rPr>
-        <w:t>nombra como</w:t>
-      </w:r>
-      <w:proofErr w:type="gramEnd"/>
-      <w:r>
-        <w:rPr>
-          <w:rFonts w:ascii="Arial" w:hAnsi="Arial"/>
-          <w:b/>
-          <w:sz w:val="24"/>
-          <w:lang w:val="es-SV"/>
-        </w:rPr>
-        <w:t xml:space="preserve"> defensor para que ejerza sus derechos de defensa técnica. Manifestando </w:t>
-      </w:r>
-      <w:proofErr w:type="gramStart"/>
-      <w:r>
-        <w:rPr>
-          <w:rFonts w:ascii="Arial" w:hAnsi="Arial"/>
-          <w:b/>
-          <w:sz w:val="24"/>
-          <w:lang w:val="es-SV"/>
-        </w:rPr>
-        <w:t xml:space="preserve">{{ </w:t>
-      </w:r>
-      <w:proofErr w:type="spellStart"/>
-      <w:r>
-        <w:rPr>
-          <w:rFonts w:ascii="Arial" w:hAnsi="Arial"/>
-          <w:b/>
-          <w:sz w:val="24"/>
-          <w:lang w:val="es-SV"/>
-        </w:rPr>
-        <w:t>los</w:t>
-      </w:r>
-      <w:proofErr w:type="gramEnd"/>
-      <w:r>
-        <w:rPr>
-          <w:rFonts w:ascii="Arial" w:hAnsi="Arial"/>
-          <w:b/>
-          <w:sz w:val="24"/>
-          <w:lang w:val="es-SV"/>
-        </w:rPr>
-        <w:t>_imputados_</w:t>
-      </w:r>
-      <w:proofErr w:type="gramStart"/>
-      <w:r>
-        <w:rPr>
-          <w:rFonts w:ascii="Arial" w:hAnsi="Arial"/>
-          <w:b/>
-          <w:sz w:val="24"/>
-          <w:lang w:val="es-SV"/>
-        </w:rPr>
-        <w:t>texto</w:t>
-      </w:r>
-      <w:proofErr w:type="spellEnd"/>
-      <w:r>
-        <w:rPr>
-          <w:rFonts w:ascii="Arial" w:hAnsi="Arial"/>
-          <w:b/>
-          <w:sz w:val="24"/>
-          <w:lang w:val="es-SV"/>
-        </w:rPr>
-        <w:t xml:space="preserve"> }</w:t>
-      </w:r>
-      <w:proofErr w:type="gramEnd"/>
-      <w:r>
-        <w:rPr>
-          <w:rFonts w:ascii="Arial" w:hAnsi="Arial"/>
-          <w:b/>
-          <w:sz w:val="24"/>
-          <w:lang w:val="es-SV"/>
-        </w:rPr>
-        <w:t xml:space="preserve">} quedar </w:t>
-      </w:r>
-      <w:proofErr w:type="spellStart"/>
-      <w:proofErr w:type="gramStart"/>
-      <w:r>
-        <w:rPr>
-          <w:rFonts w:ascii="Arial" w:hAnsi="Arial"/>
-          <w:b/>
-          <w:sz w:val="24"/>
-          <w:lang w:val="es-SV"/>
-        </w:rPr>
-        <w:t>entendid</w:t>
-      </w:r>
-      <w:proofErr w:type="spellEnd"/>
-      <w:r>
-        <w:rPr>
-          <w:rFonts w:ascii="Arial" w:hAnsi="Arial"/>
-          <w:b/>
-          <w:sz w:val="24"/>
-          <w:lang w:val="es-SV"/>
-        </w:rPr>
-        <w:t xml:space="preserve">{{ </w:t>
-      </w:r>
-      <w:proofErr w:type="spellStart"/>
-      <w:r>
-        <w:rPr>
-          <w:rFonts w:ascii="Arial" w:hAnsi="Arial"/>
-          <w:b/>
-          <w:sz w:val="24"/>
-          <w:lang w:val="es-SV"/>
-        </w:rPr>
-        <w:t>plural</w:t>
-      </w:r>
-      <w:proofErr w:type="gramEnd"/>
-      <w:r>
-        <w:rPr>
-          <w:rFonts w:ascii="Arial" w:hAnsi="Arial"/>
-          <w:b/>
-          <w:sz w:val="24"/>
-          <w:lang w:val="es-SV"/>
-        </w:rPr>
-        <w:t>_os_</w:t>
-      </w:r>
-      <w:proofErr w:type="gramStart"/>
-      <w:r>
-        <w:rPr>
-          <w:rFonts w:ascii="Arial" w:hAnsi="Arial"/>
-          <w:b/>
-          <w:sz w:val="24"/>
-          <w:lang w:val="es-SV"/>
-        </w:rPr>
-        <w:t>as</w:t>
-      </w:r>
-      <w:proofErr w:type="spellEnd"/>
-      <w:r>
-        <w:rPr>
-          <w:rFonts w:ascii="Arial" w:hAnsi="Arial"/>
-          <w:b/>
-          <w:sz w:val="24"/>
-          <w:lang w:val="es-SV"/>
-        </w:rPr>
-        <w:t xml:space="preserve"> }</w:t>
-      </w:r>
-      <w:proofErr w:type="gramEnd"/>
-      <w:r>
-        <w:rPr>
-          <w:rFonts w:ascii="Arial" w:hAnsi="Arial"/>
-          <w:b/>
-          <w:sz w:val="24"/>
-          <w:lang w:val="es-SV"/>
-        </w:rPr>
-        <w:t>} de sus derechos y en su voluntad de ABSTENERSE A DECLARAR, en esta Unidad Policial. Por ser su derecho y leída que fue al compareciente el contenido de la presente acta la ratificamos y para constancia firmamos.</w:t>
+        <w:t>(Presentar credencial y adjuntar documentación a los diligenciadores). A {{ quienes_identificacion }} en este acto se {{ plural_les }} nombra como defensor para que ejerza sus derechos de defensa técnica. Manifestando {{ los_imputados_texto }} quedar entendid{{ plural_os_as }} de sus derechos y en su voluntad de ABSTENERSE A DECLARAR, en esta Unidad Policial. Por ser su derecho y leída que fue al compareciente el contenido de la presente acta la ratificamos y para constancia firmamos.</w:t>
       </w:r>
     </w:p>
     <w:p>
@@ -1812,7 +488,6 @@
           <w:lang w:val="es-SV"/>
         </w:rPr>
       </w:pPr>
-      <w:proofErr w:type="gramStart"/>
       <w:r>
         <w:rPr>
           <w:rFonts w:ascii="Arial" w:hAnsi="Arial"/>
@@ -1820,77 +495,7 @@
           <w:sz w:val="24"/>
           <w:lang w:val="es-SV"/>
         </w:rPr>
-        <w:t>{{ imp</w:t>
-      </w:r>
-      <w:proofErr w:type="gramEnd"/>
-      <w:r>
-        <w:rPr>
-          <w:rFonts w:ascii="Arial" w:hAnsi="Arial"/>
-          <w:b/>
-          <w:sz w:val="24"/>
-          <w:lang w:val="es-SV"/>
-        </w:rPr>
-        <w:t>.</w:t>
-      </w:r>
-      <w:proofErr w:type="gramStart"/>
-      <w:r>
-        <w:rPr>
-          <w:rFonts w:ascii="Arial" w:hAnsi="Arial"/>
-          <w:b/>
-          <w:sz w:val="24"/>
-          <w:lang w:val="es-SV"/>
-        </w:rPr>
-        <w:t>Nombre }</w:t>
-      </w:r>
-      <w:proofErr w:type="gramEnd"/>
-      <w:r>
-        <w:rPr>
-          <w:rFonts w:ascii="Arial" w:hAnsi="Arial"/>
-          <w:b/>
-          <w:sz w:val="24"/>
-          <w:lang w:val="es-SV"/>
-        </w:rPr>
-        <w:t>} (</w:t>
-      </w:r>
-      <w:proofErr w:type="gramStart"/>
-      <w:r>
-        <w:rPr>
-          <w:rFonts w:ascii="Arial" w:hAnsi="Arial"/>
-          <w:b/>
-          <w:sz w:val="24"/>
-          <w:lang w:val="es-SV"/>
-        </w:rPr>
-        <w:t>IMPUTAD{{ imp</w:t>
-      </w:r>
-      <w:proofErr w:type="gramEnd"/>
-      <w:r>
-        <w:rPr>
-          <w:rFonts w:ascii="Arial" w:hAnsi="Arial"/>
-          <w:b/>
-          <w:sz w:val="24"/>
-          <w:lang w:val="es-SV"/>
-        </w:rPr>
-        <w:t>.letra_o_</w:t>
-      </w:r>
-      <w:proofErr w:type="gramStart"/>
-      <w:r>
-        <w:rPr>
-          <w:rFonts w:ascii="Arial" w:hAnsi="Arial"/>
-          <w:b/>
-          <w:sz w:val="24"/>
-          <w:lang w:val="es-SV"/>
-        </w:rPr>
-        <w:t>a }</w:t>
-      </w:r>
-      <w:proofErr w:type="gramEnd"/>
-      <w:r>
-        <w:rPr>
-          <w:rFonts w:ascii="Arial" w:hAnsi="Arial"/>
-          <w:b/>
-          <w:sz w:val="24"/>
-          <w:lang w:val="es-SV"/>
-        </w:rPr>
-        <w:t>})</w:t>
+        <w:t>{{ imp.Nombre }} (IMPUTAD{{ imp.letra_o_a }})</w:t>
       </w:r>
     </w:p>
     <w:p>
@@ -1908,25 +513,7 @@
           <w:b/>
           <w:sz w:val="24"/>
         </w:rPr>
-        <w:t xml:space="preserve">{% </w:t>
-      </w:r>
-      <w:proofErr w:type="spellStart"/>
-      <w:r>
-        <w:rPr>
-          <w:rFonts w:ascii="Arial" w:hAnsi="Arial"/>
-          <w:b/>
-          <w:sz w:val="24"/>
-        </w:rPr>
-        <w:t>endfor</w:t>
-      </w:r>
-      <w:proofErr w:type="spellEnd"/>
-      <w:r>
-        <w:rPr>
-          <w:rFonts w:ascii="Arial" w:hAnsi="Arial"/>
-          <w:b/>
-          <w:sz w:val="24"/>
-        </w:rPr>
-        <w:t xml:space="preserve"> %}</w:t>
+        <w:t>{% endfor %}</w:t>
       </w:r>
     </w:p>
     <w:p>
@@ -1974,25 +561,7 @@
           <w:b/>
           <w:sz w:val="24"/>
         </w:rPr>
-        <w:t xml:space="preserve">F______________________          </w:t>
-      </w:r>
-      <w:proofErr w:type="spellStart"/>
-      <w:r>
-        <w:rPr>
-          <w:rFonts w:ascii="Arial" w:hAnsi="Arial"/>
-          <w:b/>
-          <w:sz w:val="24"/>
-        </w:rPr>
-        <w:t>F</w:t>
-      </w:r>
-      <w:proofErr w:type="spellEnd"/>
-      <w:r>
-        <w:rPr>
-          <w:rFonts w:ascii="Arial" w:hAnsi="Arial"/>
-          <w:b/>
-          <w:sz w:val="24"/>
-        </w:rPr>
-        <w:t>______________________</w:t>
+        <w:t>F______________________          F______________________</w:t>
       </w:r>
     </w:p>
     <w:p>
